--- a/templates_surat/aktif_kuliah.docx
+++ b/templates_surat/aktif_kuliah.docx
@@ -1050,7 +1050,7 @@
           <w:szCs w:val="24"/>
           <w:lang w:val="id-ID"/>
         </w:rPr>
-        <w:t xml:space="preserve"> {{Fakultas}}</w:t>
+        <w:t xml:space="preserve"> Farmasi</w:t>
       </w:r>
       <w:r>
         <w:rPr>
@@ -1068,7 +1068,7 @@
           <w:szCs w:val="24"/>
           <w:lang w:val="sv-SE"/>
         </w:rPr>
-        <w:t>{{Prodi}}</w:t>
+        <w:t>Farmasi</w:t>
       </w:r>
       <w:r>
         <w:rPr>
